--- a/Текст и прочее/Преддипломная практика/Дневник_ПД.docx
+++ b/Текст и прочее/Преддипломная практика/Дневник_ПД.docx
@@ -10354,7 +10354,16 @@
                 <w:sz w:val="24"/>
                 <w:szCs w:val="24"/>
               </w:rPr>
-              <w:t>.202</w:t>
+              <w:t>.20</w:t>
+            </w:r>
+            <w:r>
+              <w:rPr>
+                <w:rFonts w:ascii="Times New Roman" w:hAnsi="Times New Roman"/>
+                <w:b/>
+                <w:sz w:val="24"/>
+                <w:szCs w:val="24"/>
+              </w:rPr>
+              <w:t>24</w:t>
             </w:r>
           </w:p>
           <w:p>

--- a/Текст и прочее/Преддипломная практика/Дневник_ПД.docx
+++ b/Текст и прочее/Преддипломная практика/Дневник_ПД.docx
@@ -10763,7 +10763,7 @@
           <w:szCs w:val="24"/>
           <w:u w:val="single"/>
         </w:rPr>
-        <w:t>Пасечнюк Светлана Викторовна</w:t>
+        <w:t>Шроо Елена Андреевна</w:t>
       </w:r>
       <w:r>
         <w:rPr>
@@ -12236,7 +12236,23 @@
                 <w:sz w:val="24"/>
                 <w:szCs w:val="24"/>
               </w:rPr>
-              <w:t>Пасечнюк С.В,</w:t>
+              <w:t>Шроо</w:t>
+            </w:r>
+            <w:r>
+              <w:rPr>
+                <w:rFonts w:ascii="Times New Roman" w:hAnsi="Times New Roman"/>
+                <w:sz w:val="24"/>
+                <w:szCs w:val="24"/>
+              </w:rPr>
+              <w:t xml:space="preserve"> </w:t>
+            </w:r>
+            <w:r>
+              <w:rPr>
+                <w:rFonts w:ascii="Times New Roman" w:hAnsi="Times New Roman"/>
+                <w:sz w:val="24"/>
+                <w:szCs w:val="24"/>
+              </w:rPr>
+              <w:t>Е</w:t>
             </w:r>
             <w:r>
               <w:rPr>
@@ -12245,6 +12261,14 @@
                 <w:szCs w:val="24"/>
               </w:rPr>
               <w:t>.</w:t>
+            </w:r>
+            <w:r>
+              <w:rPr>
+                <w:rFonts w:ascii="Times New Roman" w:hAnsi="Times New Roman"/>
+                <w:sz w:val="24"/>
+                <w:szCs w:val="24"/>
+              </w:rPr>
+              <w:t>А.</w:t>
             </w:r>
             <w:r>
               <w:rPr>

--- a/Текст и прочее/Преддипломная практика/Дневник_ПД.docx
+++ b/Текст и прочее/Преддипломная практика/Дневник_ПД.docx
@@ -184,6 +184,7 @@
           <w:szCs w:val="24"/>
         </w:rPr>
       </w:pPr>
+      <w:proofErr w:type="gramStart"/>
       <w:r>
         <w:rPr>
           <w:rFonts w:ascii="Times New Roman" w:hAnsi="Times New Roman"/>
@@ -209,6 +210,7 @@
         </w:rPr>
         <w:t xml:space="preserve"> 4</w:t>
       </w:r>
+      <w:proofErr w:type="gramEnd"/>
       <w:r>
         <w:rPr>
           <w:rFonts w:ascii="Times New Roman" w:hAnsi="Times New Roman"/>
@@ -289,6 +291,7 @@
         </w:rPr>
         <w:t xml:space="preserve">  </w:t>
       </w:r>
+      <w:proofErr w:type="spellStart"/>
       <w:r>
         <w:rPr>
           <w:rFonts w:ascii="Times New Roman" w:hAnsi="Times New Roman"/>
@@ -297,7 +300,18 @@
           <w:szCs w:val="24"/>
           <w:u w:val="single"/>
         </w:rPr>
-        <w:t>Струщенко Вячеслав Павлович</w:t>
+        <w:t>Струщенко</w:t>
+      </w:r>
+      <w:proofErr w:type="spellEnd"/>
+      <w:r>
+        <w:rPr>
+          <w:rFonts w:ascii="Times New Roman" w:hAnsi="Times New Roman"/>
+          <w:bCs/>
+          <w:sz w:val="24"/>
+          <w:szCs w:val="24"/>
+          <w:u w:val="single"/>
+        </w:rPr>
+        <w:t xml:space="preserve"> Вячеслав Павлович</w:t>
       </w:r>
       <w:r>
         <w:rPr>
@@ -370,23 +384,7 @@
           <w:szCs w:val="24"/>
           <w:u w:val="single"/>
         </w:rPr>
-        <w:t>КГБПОУ «Алтайская академия гостеприимства»</w:t>
-      </w:r>
-      <w:r>
-        <w:rPr>
-          <w:rFonts w:ascii="Times New Roman" w:hAnsi="Times New Roman"/>
-          <w:sz w:val="24"/>
-          <w:szCs w:val="24"/>
-        </w:rPr>
-        <w:t>_______</w:t>
-      </w:r>
-      <w:r>
-        <w:rPr>
-          <w:rFonts w:ascii="Times New Roman" w:hAnsi="Times New Roman"/>
-          <w:sz w:val="24"/>
-          <w:szCs w:val="24"/>
-        </w:rPr>
-        <w:t>__________________________</w:t>
+        <w:t>Учебная имитационная фирма, торговый дом «Престиж»</w:t>
       </w:r>
     </w:p>
     <w:p>
@@ -755,7 +753,25 @@
                 <w:sz w:val="24"/>
                 <w:szCs w:val="24"/>
               </w:rPr>
-              <w:t xml:space="preserve">ОК 01. Выбирать способы решения задач профессиональной деятельности, применительно к  различным контекстам. </w:t>
+              <w:t xml:space="preserve">ОК 01. Выбирать способы решения задач профессиональной деятельности, применительно </w:t>
+            </w:r>
+            <w:proofErr w:type="gramStart"/>
+            <w:r>
+              <w:rPr>
+                <w:rFonts w:ascii="Times New Roman" w:hAnsi="Times New Roman"/>
+                <w:sz w:val="24"/>
+                <w:szCs w:val="24"/>
+              </w:rPr>
+              <w:t>к  различным</w:t>
+            </w:r>
+            <w:proofErr w:type="gramEnd"/>
+            <w:r>
+              <w:rPr>
+                <w:rFonts w:ascii="Times New Roman" w:hAnsi="Times New Roman"/>
+                <w:sz w:val="24"/>
+                <w:szCs w:val="24"/>
+              </w:rPr>
+              <w:t xml:space="preserve"> контекстам. </w:t>
             </w:r>
           </w:p>
           <w:p>
@@ -886,13 +902,23 @@
                 <w:szCs w:val="24"/>
               </w:rPr>
             </w:pPr>
-            <w:r>
-              <w:rPr>
-                <w:rFonts w:ascii="Times New Roman" w:hAnsi="Times New Roman"/>
-                <w:sz w:val="24"/>
-                <w:szCs w:val="24"/>
-              </w:rPr>
-              <w:t xml:space="preserve">ОК  02.  </w:t>
+            <w:proofErr w:type="gramStart"/>
+            <w:r>
+              <w:rPr>
+                <w:rFonts w:ascii="Times New Roman" w:hAnsi="Times New Roman"/>
+                <w:sz w:val="24"/>
+                <w:szCs w:val="24"/>
+              </w:rPr>
+              <w:t>ОК  02</w:t>
+            </w:r>
+            <w:proofErr w:type="gramEnd"/>
+            <w:r>
+              <w:rPr>
+                <w:rFonts w:ascii="Times New Roman" w:hAnsi="Times New Roman"/>
+                <w:sz w:val="24"/>
+                <w:szCs w:val="24"/>
+              </w:rPr>
+              <w:t xml:space="preserve">.  </w:t>
             </w:r>
             <w:r>
               <w:rPr>
@@ -901,7 +927,27 @@
                 <w:szCs w:val="24"/>
                 <w:shd w:val="clear" w:color="auto" w:fill="FFFFFF"/>
               </w:rPr>
-              <w:t>Использовать современные средства поиска, анализа и интерпретации информации и информационные технологии для выполнения задач профессиональной деятельности.</w:t>
+              <w:t xml:space="preserve">Использовать современные средства поиска, анализа и </w:t>
+            </w:r>
+            <w:proofErr w:type="gramStart"/>
+            <w:r>
+              <w:rPr>
+                <w:rFonts w:ascii="Times New Roman" w:hAnsi="Times New Roman"/>
+                <w:sz w:val="24"/>
+                <w:szCs w:val="24"/>
+                <w:shd w:val="clear" w:color="auto" w:fill="FFFFFF"/>
+              </w:rPr>
+              <w:t>интерпретации информации</w:t>
+            </w:r>
+            <w:proofErr w:type="gramEnd"/>
+            <w:r>
+              <w:rPr>
+                <w:rFonts w:ascii="Times New Roman" w:hAnsi="Times New Roman"/>
+                <w:sz w:val="24"/>
+                <w:szCs w:val="24"/>
+                <w:shd w:val="clear" w:color="auto" w:fill="FFFFFF"/>
+              </w:rPr>
+              <w:t xml:space="preserve"> и информационные технологии для выполнения задач профессиональной деятельности.</w:t>
             </w:r>
           </w:p>
         </w:tc>
@@ -999,13 +1045,23 @@
                 <w:shd w:val="clear" w:color="auto" w:fill="FFFFFF"/>
               </w:rPr>
             </w:pPr>
-            <w:r>
-              <w:rPr>
-                <w:rFonts w:ascii="Times New Roman" w:hAnsi="Times New Roman"/>
-                <w:sz w:val="24"/>
-                <w:szCs w:val="24"/>
-              </w:rPr>
-              <w:t xml:space="preserve">ОК  03.  </w:t>
+            <w:proofErr w:type="gramStart"/>
+            <w:r>
+              <w:rPr>
+                <w:rFonts w:ascii="Times New Roman" w:hAnsi="Times New Roman"/>
+                <w:sz w:val="24"/>
+                <w:szCs w:val="24"/>
+              </w:rPr>
+              <w:t>ОК  03</w:t>
+            </w:r>
+            <w:proofErr w:type="gramEnd"/>
+            <w:r>
+              <w:rPr>
+                <w:rFonts w:ascii="Times New Roman" w:hAnsi="Times New Roman"/>
+                <w:sz w:val="24"/>
+                <w:szCs w:val="24"/>
+              </w:rPr>
+              <w:t xml:space="preserve">.  </w:t>
             </w:r>
             <w:r>
               <w:rPr>
@@ -1065,7 +1121,25 @@
                 <w:sz w:val="24"/>
                 <w:szCs w:val="24"/>
               </w:rPr>
-              <w:t>определять актуальность нормативно-правовой документации в профессиональной деятельности; применять современную научную профессиональную терминологию;  определять и выстраивать траектории профессионального развития и самообразования.</w:t>
+              <w:t xml:space="preserve">определять актуальность нормативно-правовой документации в профессиональной деятельности; применять современную научную профессиональную </w:t>
+            </w:r>
+            <w:proofErr w:type="gramStart"/>
+            <w:r>
+              <w:rPr>
+                <w:rFonts w:ascii="Times New Roman" w:hAnsi="Times New Roman"/>
+                <w:sz w:val="24"/>
+                <w:szCs w:val="24"/>
+              </w:rPr>
+              <w:t>терминологию;  определять</w:t>
+            </w:r>
+            <w:proofErr w:type="gramEnd"/>
+            <w:r>
+              <w:rPr>
+                <w:rFonts w:ascii="Times New Roman" w:hAnsi="Times New Roman"/>
+                <w:sz w:val="24"/>
+                <w:szCs w:val="24"/>
+              </w:rPr>
+              <w:t xml:space="preserve"> и выстраивать траектории профессионального развития и самообразования.</w:t>
             </w:r>
           </w:p>
         </w:tc>
@@ -1211,7 +1285,17 @@
                 <w:szCs w:val="24"/>
                 <w:shd w:val="clear" w:color="auto" w:fill="FFFFFF"/>
               </w:rPr>
-              <w:t xml:space="preserve">Осуществлять устную и письменную коммуникацию на государственном языке  </w:t>
+              <w:t xml:space="preserve">Осуществлять устную и письменную коммуникацию на государственном </w:t>
+            </w:r>
+            <w:proofErr w:type="gramStart"/>
+            <w:r>
+              <w:rPr>
+                <w:rFonts w:ascii="Times New Roman" w:hAnsi="Times New Roman"/>
+                <w:sz w:val="24"/>
+                <w:szCs w:val="24"/>
+                <w:shd w:val="clear" w:color="auto" w:fill="FFFFFF"/>
+              </w:rPr>
+              <w:t xml:space="preserve">языке  </w:t>
             </w:r>
             <w:bookmarkStart w:id="1" w:name="page43R_mcid16"/>
             <w:bookmarkEnd w:id="1"/>
@@ -1222,7 +1306,17 @@
                 <w:szCs w:val="24"/>
                 <w:shd w:val="clear" w:color="auto" w:fill="FFFFFF"/>
               </w:rPr>
-              <w:t xml:space="preserve">Российской Федерации с учетом особенностей социального и культурного контекста. </w:t>
+              <w:t>Российской</w:t>
+            </w:r>
+            <w:proofErr w:type="gramEnd"/>
+            <w:r>
+              <w:rPr>
+                <w:rFonts w:ascii="Times New Roman" w:hAnsi="Times New Roman"/>
+                <w:sz w:val="24"/>
+                <w:szCs w:val="24"/>
+                <w:shd w:val="clear" w:color="auto" w:fill="FFFFFF"/>
+              </w:rPr>
+              <w:t xml:space="preserve"> Федерации с учетом особенностей социального и культурного контекста. </w:t>
             </w:r>
           </w:p>
         </w:tc>
@@ -1289,13 +1383,23 @@
                 <w:szCs w:val="24"/>
               </w:rPr>
             </w:pPr>
-            <w:r>
-              <w:rPr>
-                <w:rFonts w:ascii="Times New Roman" w:hAnsi="Times New Roman"/>
-                <w:sz w:val="24"/>
-                <w:szCs w:val="24"/>
-              </w:rPr>
-              <w:t xml:space="preserve">ОК  06.  </w:t>
+            <w:proofErr w:type="gramStart"/>
+            <w:r>
+              <w:rPr>
+                <w:rFonts w:ascii="Times New Roman" w:hAnsi="Times New Roman"/>
+                <w:sz w:val="24"/>
+                <w:szCs w:val="24"/>
+              </w:rPr>
+              <w:t>ОК  06</w:t>
+            </w:r>
+            <w:proofErr w:type="gramEnd"/>
+            <w:r>
+              <w:rPr>
+                <w:rFonts w:ascii="Times New Roman" w:hAnsi="Times New Roman"/>
+                <w:sz w:val="24"/>
+                <w:szCs w:val="24"/>
+              </w:rPr>
+              <w:t xml:space="preserve">.  </w:t>
             </w:r>
             <w:r>
               <w:rPr>
@@ -1336,7 +1440,18 @@
                 <w:szCs w:val="24"/>
                 <w:lang w:eastAsia="ar-SA"/>
               </w:rPr>
-              <w:t xml:space="preserve">систематическая и целенаправленная деятельность, </w:t>
+              <w:t xml:space="preserve">систематическая и целенаправленная </w:t>
+            </w:r>
+            <w:proofErr w:type="gramStart"/>
+            <w:r>
+              <w:rPr>
+                <w:rFonts w:ascii="Times New Roman" w:hAnsi="Times New Roman"/>
+                <w:bCs/>
+                <w:sz w:val="24"/>
+                <w:szCs w:val="24"/>
+                <w:lang w:eastAsia="ar-SA"/>
+              </w:rPr>
+              <w:t xml:space="preserve">деятельность, </w:t>
             </w:r>
             <w:r>
               <w:rPr>
@@ -1353,7 +1468,18 @@
                 <w:szCs w:val="24"/>
                 <w:lang w:eastAsia="ar-SA"/>
               </w:rPr>
-              <w:t>демонстрирующая  осознанное поведение  на  основе  традиционных  общечеловеческих  ценностей с  применением  стандартов антикоррупционного поведения</w:t>
+              <w:t>демонстрирующая</w:t>
+            </w:r>
+            <w:proofErr w:type="gramEnd"/>
+            <w:r>
+              <w:rPr>
+                <w:rFonts w:ascii="Times New Roman" w:hAnsi="Times New Roman"/>
+                <w:bCs/>
+                <w:sz w:val="24"/>
+                <w:szCs w:val="24"/>
+                <w:lang w:eastAsia="ar-SA"/>
+              </w:rPr>
+              <w:t xml:space="preserve">  осознанное поведение  на  основе  традиционных  общечеловеческих  ценностей с  применением  стандартов антикоррупционного поведения</w:t>
             </w:r>
           </w:p>
         </w:tc>
@@ -2560,7 +2686,25 @@
                 <w:sz w:val="24"/>
                 <w:szCs w:val="24"/>
               </w:rPr>
-              <w:t>Работать с современными case-средствами проектирования баз данных.</w:t>
+              <w:t xml:space="preserve">Работать с современными </w:t>
+            </w:r>
+            <w:proofErr w:type="spellStart"/>
+            <w:r>
+              <w:rPr>
+                <w:rFonts w:ascii="Times New Roman" w:hAnsi="Times New Roman"/>
+                <w:sz w:val="24"/>
+                <w:szCs w:val="24"/>
+              </w:rPr>
+              <w:t>case</w:t>
+            </w:r>
+            <w:proofErr w:type="spellEnd"/>
+            <w:r>
+              <w:rPr>
+                <w:rFonts w:ascii="Times New Roman" w:hAnsi="Times New Roman"/>
+                <w:sz w:val="24"/>
+                <w:szCs w:val="24"/>
+              </w:rPr>
+              <w:t>-средствами проектирования баз данных.</w:t>
             </w:r>
           </w:p>
         </w:tc>
@@ -4615,8 +4759,18 @@
                 <w:sz w:val="24"/>
                 <w:szCs w:val="24"/>
               </w:rPr>
-              <w:t>Использование основных,  порождающих</w:t>
-            </w:r>
+              <w:t xml:space="preserve">Использование </w:t>
+            </w:r>
+            <w:proofErr w:type="gramStart"/>
+            <w:r>
+              <w:rPr>
+                <w:rFonts w:ascii="Times New Roman" w:hAnsi="Times New Roman"/>
+                <w:sz w:val="24"/>
+                <w:szCs w:val="24"/>
+              </w:rPr>
+              <w:t>основных,  порождающих</w:t>
+            </w:r>
+            <w:proofErr w:type="gramEnd"/>
             <w:r>
               <w:rPr>
                 <w:rFonts w:ascii="Times New Roman" w:hAnsi="Times New Roman"/>
@@ -6093,7 +6247,25 @@
                 <w:sz w:val="24"/>
                 <w:szCs w:val="24"/>
               </w:rPr>
-              <w:t>Тестирование «белым ящиком» и  «черным ящиком»</w:t>
+              <w:t xml:space="preserve">Тестирование «белым ящиком» </w:t>
+            </w:r>
+            <w:proofErr w:type="gramStart"/>
+            <w:r>
+              <w:rPr>
+                <w:rFonts w:ascii="Times New Roman" w:hAnsi="Times New Roman"/>
+                <w:sz w:val="24"/>
+                <w:szCs w:val="24"/>
+              </w:rPr>
+              <w:t>и  «</w:t>
+            </w:r>
+            <w:proofErr w:type="gramEnd"/>
+            <w:r>
+              <w:rPr>
+                <w:rFonts w:ascii="Times New Roman" w:hAnsi="Times New Roman"/>
+                <w:sz w:val="24"/>
+                <w:szCs w:val="24"/>
+              </w:rPr>
+              <w:t>черным ящиком»</w:t>
             </w:r>
           </w:p>
           <w:p>
@@ -6774,7 +6946,25 @@
                 <w:sz w:val="24"/>
                 <w:szCs w:val="24"/>
               </w:rPr>
-              <w:t>подготовка стандартных модулей,  передача данных между модулями, тестирование и оптимизация мобильного приложения</w:t>
+              <w:t xml:space="preserve">подготовка стандартных </w:t>
+            </w:r>
+            <w:proofErr w:type="gramStart"/>
+            <w:r>
+              <w:rPr>
+                <w:rFonts w:ascii="Times New Roman" w:hAnsi="Times New Roman"/>
+                <w:sz w:val="24"/>
+                <w:szCs w:val="24"/>
+              </w:rPr>
+              <w:t>модулей,  передача</w:t>
+            </w:r>
+            <w:proofErr w:type="gramEnd"/>
+            <w:r>
+              <w:rPr>
+                <w:rFonts w:ascii="Times New Roman" w:hAnsi="Times New Roman"/>
+                <w:sz w:val="24"/>
+                <w:szCs w:val="24"/>
+              </w:rPr>
+              <w:t xml:space="preserve"> данных между модулями, тестирование и оптимизация мобильного приложения</w:t>
             </w:r>
           </w:p>
           <w:p>
@@ -8017,7 +8207,25 @@
                 <w:sz w:val="24"/>
                 <w:szCs w:val="24"/>
               </w:rPr>
-              <w:t xml:space="preserve">Разработка структуры проекта,  Разработка модульной структуры проекта, Разработка перечня артефактов и протоколов проекта, Настройка работы системы контроля версий (типов импортируемых файлов, путей, фильтров </w:t>
+              <w:t xml:space="preserve">Разработка структуры </w:t>
+            </w:r>
+            <w:proofErr w:type="gramStart"/>
+            <w:r>
+              <w:rPr>
+                <w:rFonts w:ascii="Times New Roman" w:hAnsi="Times New Roman"/>
+                <w:sz w:val="24"/>
+                <w:szCs w:val="24"/>
+              </w:rPr>
+              <w:t>проекта,  Разработка</w:t>
+            </w:r>
+            <w:proofErr w:type="gramEnd"/>
+            <w:r>
+              <w:rPr>
+                <w:rFonts w:ascii="Times New Roman" w:hAnsi="Times New Roman"/>
+                <w:sz w:val="24"/>
+                <w:szCs w:val="24"/>
+              </w:rPr>
+              <w:t xml:space="preserve"> модульной структуры проекта, Разработка перечня артефактов и протоколов проекта, Настройка работы системы контроля версий (типов импортируемых файлов, путей, фильтров </w:t>
             </w:r>
             <w:r>
               <w:rPr>
@@ -8278,7 +8486,25 @@
                 <w:sz w:val="24"/>
                 <w:szCs w:val="24"/>
               </w:rPr>
-              <w:t xml:space="preserve">Отладка проекта, Инспекция кода модулей проекта, Тестирование интерфейса пользователя средствами инструментальной среды разработки, Разработка тестовых модулей проекта для тестирования отдельных модулей,  Выполнение функционального тестирования, Тестирование интеграции, </w:t>
+              <w:t xml:space="preserve">Отладка проекта, Инспекция кода модулей проекта, Тестирование интерфейса пользователя средствами инструментальной среды разработки, Разработка тестовых модулей проекта для тестирования отдельных </w:t>
+            </w:r>
+            <w:proofErr w:type="gramStart"/>
+            <w:r>
+              <w:rPr>
+                <w:rFonts w:ascii="Times New Roman" w:hAnsi="Times New Roman"/>
+                <w:sz w:val="24"/>
+                <w:szCs w:val="24"/>
+              </w:rPr>
+              <w:t>модулей,  Выполнение</w:t>
+            </w:r>
+            <w:proofErr w:type="gramEnd"/>
+            <w:r>
+              <w:rPr>
+                <w:rFonts w:ascii="Times New Roman" w:hAnsi="Times New Roman"/>
+                <w:sz w:val="24"/>
+                <w:szCs w:val="24"/>
+              </w:rPr>
+              <w:t xml:space="preserve"> функционального тестирования, Тестирование интеграции, </w:t>
             </w:r>
           </w:p>
           <w:p>
@@ -9975,7 +10201,25 @@
                 <w:sz w:val="24"/>
                 <w:szCs w:val="24"/>
               </w:rPr>
-              <w:t>Создание базы данных в среде разработки, Организация локальной сети,  Настройка локальной сети, Установка и настройка SQL-сервера, Экспорт данных базы в документы пользователя, Импорт данных пользователя в базу данных, Выполнение настроек для автоматизации обслуживания базы данных, Мониторинг работы сервера»</w:t>
+              <w:t xml:space="preserve">Создание базы данных в среде разработки, Организация локальной </w:t>
+            </w:r>
+            <w:proofErr w:type="gramStart"/>
+            <w:r>
+              <w:rPr>
+                <w:rFonts w:ascii="Times New Roman" w:hAnsi="Times New Roman"/>
+                <w:sz w:val="24"/>
+                <w:szCs w:val="24"/>
+              </w:rPr>
+              <w:t>сети,  Настройка</w:t>
+            </w:r>
+            <w:proofErr w:type="gramEnd"/>
+            <w:r>
+              <w:rPr>
+                <w:rFonts w:ascii="Times New Roman" w:hAnsi="Times New Roman"/>
+                <w:sz w:val="24"/>
+                <w:szCs w:val="24"/>
+              </w:rPr>
+              <w:t xml:space="preserve"> локальной сети, Установка и настройка SQL-сервера, Экспорт данных базы в документы пользователя, Импорт данных пользователя в базу данных, Выполнение настроек для автоматизации обслуживания базы данных, Мониторинг работы сервера»</w:t>
             </w:r>
           </w:p>
           <w:p>
@@ -10631,6 +10875,7 @@
         </w:rPr>
         <w:t xml:space="preserve"> / </w:t>
       </w:r>
+      <w:proofErr w:type="spellStart"/>
       <w:r>
         <w:rPr>
           <w:rFonts w:ascii="Times New Roman" w:hAnsi="Times New Roman"/>
@@ -10638,7 +10883,17 @@
           <w:szCs w:val="24"/>
           <w:u w:val="single"/>
         </w:rPr>
-        <w:t>Масалов Алексей Юрьевич</w:t>
+        <w:t>Масалов</w:t>
+      </w:r>
+      <w:proofErr w:type="spellEnd"/>
+      <w:r>
+        <w:rPr>
+          <w:rFonts w:ascii="Times New Roman" w:hAnsi="Times New Roman"/>
+          <w:sz w:val="24"/>
+          <w:szCs w:val="24"/>
+          <w:u w:val="single"/>
+        </w:rPr>
+        <w:t xml:space="preserve"> Алексей Юрьевич</w:t>
       </w:r>
     </w:p>
     <w:p>
@@ -10678,7 +10933,27 @@
           <w:sz w:val="16"/>
           <w:szCs w:val="16"/>
         </w:rPr>
-        <w:t xml:space="preserve">(подпись)                                </w:t>
+        <w:t>(</w:t>
+      </w:r>
+      <w:proofErr w:type="gramStart"/>
+      <w:r>
+        <w:rPr>
+          <w:rFonts w:ascii="Times New Roman" w:hAnsi="Times New Roman"/>
+          <w:i/>
+          <w:sz w:val="16"/>
+          <w:szCs w:val="16"/>
+        </w:rPr>
+        <w:t xml:space="preserve">подпись)   </w:t>
+      </w:r>
+      <w:proofErr w:type="gramEnd"/>
+      <w:r>
+        <w:rPr>
+          <w:rFonts w:ascii="Times New Roman" w:hAnsi="Times New Roman"/>
+          <w:i/>
+          <w:sz w:val="16"/>
+          <w:szCs w:val="16"/>
+        </w:rPr>
+        <w:t xml:space="preserve">                             </w:t>
       </w:r>
       <w:r>
         <w:rPr>
@@ -10756,6 +11031,7 @@
         </w:rPr>
         <w:t xml:space="preserve"> /</w:t>
       </w:r>
+      <w:proofErr w:type="spellStart"/>
       <w:r>
         <w:rPr>
           <w:rFonts w:ascii="Times New Roman" w:hAnsi="Times New Roman"/>
@@ -10763,7 +11039,17 @@
           <w:szCs w:val="24"/>
           <w:u w:val="single"/>
         </w:rPr>
-        <w:t>Шроо Елена Андреевна</w:t>
+        <w:t>Шроо</w:t>
+      </w:r>
+      <w:proofErr w:type="spellEnd"/>
+      <w:r>
+        <w:rPr>
+          <w:rFonts w:ascii="Times New Roman" w:hAnsi="Times New Roman"/>
+          <w:sz w:val="24"/>
+          <w:szCs w:val="24"/>
+          <w:u w:val="single"/>
+        </w:rPr>
+        <w:t xml:space="preserve"> Елена Андреевна</w:t>
       </w:r>
       <w:r>
         <w:rPr>
@@ -10813,7 +11099,17 @@
           <w:sz w:val="24"/>
           <w:szCs w:val="24"/>
         </w:rPr>
-        <w:t xml:space="preserve">       </w:t>
+        <w:t xml:space="preserve">     </w:t>
+      </w:r>
+      <w:proofErr w:type="gramStart"/>
+      <w:r>
+        <w:rPr>
+          <w:rFonts w:ascii="Times New Roman" w:hAnsi="Times New Roman"/>
+          <w:b/>
+          <w:sz w:val="24"/>
+          <w:szCs w:val="24"/>
+        </w:rPr>
+        <w:t xml:space="preserve">  </w:t>
       </w:r>
       <w:r>
         <w:rPr>
@@ -10832,6 +11128,7 @@
         </w:rPr>
         <w:t>(</w:t>
       </w:r>
+      <w:proofErr w:type="gramEnd"/>
       <w:r>
         <w:rPr>
           <w:rFonts w:ascii="Times New Roman" w:hAnsi="Times New Roman"/>
@@ -10929,8 +11226,27 @@
           <w:sz w:val="24"/>
           <w:szCs w:val="24"/>
         </w:rPr>
-        <w:t>Обучающийся (яся)__________</w:t>
-      </w:r>
+        <w:t>Обучающийся (</w:t>
+      </w:r>
+      <w:proofErr w:type="spellStart"/>
+      <w:r>
+        <w:rPr>
+          <w:rFonts w:ascii="Times New Roman" w:hAnsi="Times New Roman"/>
+          <w:sz w:val="24"/>
+          <w:szCs w:val="24"/>
+        </w:rPr>
+        <w:t>яся</w:t>
+      </w:r>
+      <w:proofErr w:type="spellEnd"/>
+      <w:r>
+        <w:rPr>
+          <w:rFonts w:ascii="Times New Roman" w:hAnsi="Times New Roman"/>
+          <w:sz w:val="24"/>
+          <w:szCs w:val="24"/>
+        </w:rPr>
+        <w:t>)__________</w:t>
+      </w:r>
+      <w:proofErr w:type="spellStart"/>
       <w:r>
         <w:rPr>
           <w:rFonts w:ascii="Times New Roman" w:hAnsi="Times New Roman"/>
@@ -10938,7 +11254,17 @@
           <w:szCs w:val="24"/>
           <w:u w:val="single"/>
         </w:rPr>
-        <w:t>Струщенко Вячеслав Павлович</w:t>
+        <w:t>Струщенко</w:t>
+      </w:r>
+      <w:proofErr w:type="spellEnd"/>
+      <w:r>
+        <w:rPr>
+          <w:rFonts w:ascii="Times New Roman" w:hAnsi="Times New Roman"/>
+          <w:sz w:val="24"/>
+          <w:szCs w:val="24"/>
+          <w:u w:val="single"/>
+        </w:rPr>
+        <w:t xml:space="preserve"> Вячеслав Павлович</w:t>
       </w:r>
       <w:r>
         <w:rPr>
@@ -11001,6 +11327,7 @@
           <w:szCs w:val="24"/>
         </w:rPr>
       </w:pPr>
+      <w:proofErr w:type="gramStart"/>
       <w:r>
         <w:rPr>
           <w:rFonts w:ascii="Times New Roman" w:hAnsi="Times New Roman"/>
@@ -11041,6 +11368,7 @@
         </w:rPr>
         <w:t>4</w:t>
       </w:r>
+      <w:proofErr w:type="gramEnd"/>
       <w:r>
         <w:rPr>
           <w:rFonts w:ascii="Times New Roman" w:hAnsi="Times New Roman"/>
@@ -11094,7 +11422,25 @@
           <w:sz w:val="24"/>
           <w:szCs w:val="24"/>
         </w:rPr>
-        <w:t>Обучающийся (яся) по</w:t>
+        <w:t>Обучающийся (</w:t>
+      </w:r>
+      <w:proofErr w:type="spellStart"/>
+      <w:r>
+        <w:rPr>
+          <w:rFonts w:ascii="Times New Roman" w:hAnsi="Times New Roman"/>
+          <w:sz w:val="24"/>
+          <w:szCs w:val="24"/>
+        </w:rPr>
+        <w:t>яся</w:t>
+      </w:r>
+      <w:proofErr w:type="spellEnd"/>
+      <w:r>
+        <w:rPr>
+          <w:rFonts w:ascii="Times New Roman" w:hAnsi="Times New Roman"/>
+          <w:sz w:val="24"/>
+          <w:szCs w:val="24"/>
+        </w:rPr>
+        <w:t>) по</w:t>
       </w:r>
       <w:r>
         <w:rPr>
@@ -11153,7 +11499,16 @@
           <w:sz w:val="24"/>
           <w:szCs w:val="24"/>
         </w:rPr>
-        <w:t xml:space="preserve">              </w:t>
+        <w:t xml:space="preserve">           </w:t>
+      </w:r>
+      <w:proofErr w:type="gramStart"/>
+      <w:r>
+        <w:rPr>
+          <w:rFonts w:ascii="Times New Roman" w:hAnsi="Times New Roman"/>
+          <w:sz w:val="24"/>
+          <w:szCs w:val="24"/>
+        </w:rPr>
+        <w:t xml:space="preserve">   </w:t>
       </w:r>
       <w:r>
         <w:rPr>
@@ -11161,7 +11516,16 @@
           <w:sz w:val="16"/>
           <w:szCs w:val="16"/>
         </w:rPr>
-        <w:t>(код и наименование)</w:t>
+        <w:t>(</w:t>
+      </w:r>
+      <w:proofErr w:type="gramEnd"/>
+      <w:r>
+        <w:rPr>
+          <w:rFonts w:ascii="Times New Roman" w:hAnsi="Times New Roman"/>
+          <w:sz w:val="16"/>
+          <w:szCs w:val="16"/>
+        </w:rPr>
+        <w:t>код и наименование)</w:t>
       </w:r>
     </w:p>
     <w:p>
@@ -11409,34 +11773,7 @@
           <w:szCs w:val="24"/>
           <w:u w:val="single"/>
         </w:rPr>
-        <w:t>КГБПОУ</w:t>
-      </w:r>
-      <w:r>
-        <w:rPr>
-          <w:rFonts w:ascii="Times New Roman" w:hAnsi="Times New Roman"/>
-          <w:sz w:val="24"/>
-          <w:szCs w:val="24"/>
-          <w:u w:val="single"/>
-        </w:rPr>
-        <w:t xml:space="preserve"> «</w:t>
-      </w:r>
-      <w:r>
-        <w:rPr>
-          <w:rFonts w:ascii="Times New Roman" w:hAnsi="Times New Roman"/>
-          <w:sz w:val="24"/>
-          <w:szCs w:val="24"/>
-          <w:u w:val="single"/>
-        </w:rPr>
-        <w:t>ААГ</w:t>
-      </w:r>
-      <w:r>
-        <w:rPr>
-          <w:rFonts w:ascii="Times New Roman" w:hAnsi="Times New Roman"/>
-          <w:sz w:val="24"/>
-          <w:szCs w:val="24"/>
-          <w:u w:val="single"/>
-        </w:rPr>
-        <w:t>»</w:t>
+        <w:t>Учебная имитационная фирма, торговый дом «Престиж»</w:t>
       </w:r>
     </w:p>
     <w:p>
@@ -11869,6 +12206,7 @@
         </w:rPr>
         <w:t xml:space="preserve">Студент </w:t>
       </w:r>
+      <w:proofErr w:type="spellStart"/>
       <w:r>
         <w:rPr>
           <w:rFonts w:ascii="Times New Roman" w:hAnsi="Times New Roman"/>
@@ -11876,7 +12214,17 @@
           <w:szCs w:val="24"/>
           <w:u w:val="single"/>
         </w:rPr>
-        <w:t>Струщенко Вячеслав Павлович</w:t>
+        <w:t>Струщенко</w:t>
+      </w:r>
+      <w:proofErr w:type="spellEnd"/>
+      <w:r>
+        <w:rPr>
+          <w:rFonts w:ascii="Times New Roman" w:hAnsi="Times New Roman"/>
+          <w:sz w:val="24"/>
+          <w:szCs w:val="24"/>
+          <w:u w:val="single"/>
+        </w:rPr>
+        <w:t xml:space="preserve"> Вячеслав Павлович</w:t>
       </w:r>
     </w:p>
     <w:p>
@@ -11947,6 +12295,7 @@
         </w:rPr>
         <w:t xml:space="preserve">ивать взаимоотношения с другими сотрудниками, имеет хороший уровень культуры поведения, умеет работать в команде, высокую степень теоретической подготовленности, </w:t>
       </w:r>
+      <w:proofErr w:type="gramStart"/>
       <w:r>
         <w:rPr>
           <w:rFonts w:ascii="Times New Roman" w:hAnsi="Times New Roman"/>
@@ -11961,7 +12310,16 @@
           <w:sz w:val="24"/>
           <w:szCs w:val="24"/>
         </w:rPr>
-        <w:t xml:space="preserve"> степень сформированности умений в профессиональной деятельности. </w:t>
+        <w:t xml:space="preserve"> степень</w:t>
+      </w:r>
+      <w:proofErr w:type="gramEnd"/>
+      <w:r>
+        <w:rPr>
+          <w:rFonts w:ascii="Times New Roman" w:hAnsi="Times New Roman"/>
+          <w:sz w:val="24"/>
+          <w:szCs w:val="24"/>
+        </w:rPr>
+        <w:t xml:space="preserve"> сформированности умений в профессиональной деятельности. </w:t>
       </w:r>
     </w:p>
     <w:p>
@@ -11984,7 +12342,25 @@
           <w:sz w:val="24"/>
           <w:szCs w:val="24"/>
         </w:rPr>
-        <w:t>В отношении выполнения трудовых заданий  проявил(а) себя ___________________________________________________________________________________</w:t>
+        <w:t xml:space="preserve">В отношении выполнения трудовых </w:t>
+      </w:r>
+      <w:proofErr w:type="gramStart"/>
+      <w:r>
+        <w:rPr>
+          <w:rFonts w:ascii="Times New Roman" w:hAnsi="Times New Roman"/>
+          <w:sz w:val="24"/>
+          <w:szCs w:val="24"/>
+        </w:rPr>
+        <w:t>заданий  проявил</w:t>
+      </w:r>
+      <w:proofErr w:type="gramEnd"/>
+      <w:r>
+        <w:rPr>
+          <w:rFonts w:ascii="Times New Roman" w:hAnsi="Times New Roman"/>
+          <w:sz w:val="24"/>
+          <w:szCs w:val="24"/>
+        </w:rPr>
+        <w:t>(а) себя ___________________________________________________________________________________</w:t>
       </w:r>
     </w:p>
     <w:p>
@@ -12044,6 +12420,7 @@
               </w:rPr>
               <w:t>Дата «</w:t>
             </w:r>
+            <w:proofErr w:type="gramStart"/>
             <w:r>
               <w:rPr>
                 <w:rFonts w:ascii="Times New Roman" w:hAnsi="Times New Roman"/>
@@ -12068,6 +12445,7 @@
               </w:rPr>
               <w:t>мая</w:t>
             </w:r>
+            <w:proofErr w:type="gramEnd"/>
             <w:r>
               <w:rPr>
                 <w:rFonts w:ascii="Times New Roman" w:hAnsi="Times New Roman"/>
@@ -12118,13 +12496,23 @@
                 <w:szCs w:val="24"/>
               </w:rPr>
             </w:pPr>
-            <w:r>
-              <w:rPr>
-                <w:rFonts w:ascii="Times New Roman" w:hAnsi="Times New Roman"/>
-                <w:sz w:val="24"/>
-                <w:szCs w:val="24"/>
-              </w:rPr>
-              <w:t>Масалов А.Ю.</w:t>
+            <w:proofErr w:type="spellStart"/>
+            <w:r>
+              <w:rPr>
+                <w:rFonts w:ascii="Times New Roman" w:hAnsi="Times New Roman"/>
+                <w:sz w:val="24"/>
+                <w:szCs w:val="24"/>
+              </w:rPr>
+              <w:t>Масалов</w:t>
+            </w:r>
+            <w:proofErr w:type="spellEnd"/>
+            <w:r>
+              <w:rPr>
+                <w:rFonts w:ascii="Times New Roman" w:hAnsi="Times New Roman"/>
+                <w:sz w:val="24"/>
+                <w:szCs w:val="24"/>
+              </w:rPr>
+              <w:t xml:space="preserve"> А.Ю.</w:t>
             </w:r>
             <w:r>
               <w:rPr>
@@ -12230,6 +12618,7 @@
                 <w:szCs w:val="16"/>
               </w:rPr>
             </w:pPr>
+            <w:proofErr w:type="spellStart"/>
             <w:r>
               <w:rPr>
                 <w:rFonts w:ascii="Times New Roman" w:hAnsi="Times New Roman"/>
@@ -12238,6 +12627,7 @@
               </w:rPr>
               <w:t>Шроо</w:t>
             </w:r>
+            <w:proofErr w:type="spellEnd"/>
             <w:r>
               <w:rPr>
                 <w:rFonts w:ascii="Times New Roman" w:hAnsi="Times New Roman"/>

--- a/Текст и прочее/Преддипломная практика/Дневник_ПД.docx
+++ b/Текст и прочее/Преддипломная практика/Дневник_ПД.docx
@@ -12674,7 +12674,7 @@
                 <w:sz w:val="24"/>
                 <w:szCs w:val="24"/>
               </w:rPr>
-              <w:t>преподаватель</w:t>
+              <w:t>генеральный директор УИФ ТД "Престиж"</w:t>
             </w:r>
             <w:r>
               <w:rPr>
